--- a/docs/rapport_snort_rag_devoir3.docx
+++ b/docs/rapport_snort_rag_devoir3.docx
@@ -1047,7 +1047,7 @@
                 <w:rFonts w:ascii="Arial" w:hAnsi="Arial"/>
                 <w:sz w:val="17"/>
               </w:rPr>
-              <w:t>Retrieval dense TF-IDF puis generation avec Top-k.</w:t>
+              <w:t>Retrieval sparse TF-IDF puis generation avec Top-k.</w:t>
             </w:r>
           </w:p>
         </w:tc>
